--- a/docs/退休人员名册打印小程序需求说明.docx
+++ b/docs/退休人员名册打印小程序需求说明.docx
@@ -80,7 +80,7 @@
           <w:b w:val="0"/>
           <w:sz w:val="24"/>
         </w:rPr>
-        <w:t>原生离线  静态依赖  Windows 7 RTM 验证  门禁式交付</w:t>
+        <w:t>原生离线  静态依赖  Windows 7 SP1 验证  门禁式交付</w:t>
       </w:r>
     </w:p>
     <w:tbl>
@@ -283,7 +283,7 @@
                 <w:b w:val="0"/>
                 <w:sz w:val="20"/>
               </w:rPr>
-              <w:t>v2.0</w:t>
+              <w:t>v2.1（SP1 修订，2026-10-03）</w:t>
             </w:r>
           </w:p>
         </w:tc>
@@ -639,7 +639,7 @@
                 <w:b w:val="0"/>
                 <w:sz w:val="20"/>
               </w:rPr>
-              <w:t>Windows 7 RTM 6.1.7600，32 位主发行包；VirtualBox 纯净虚拟机验证</w:t>
+              <w:t>Windows 7 SP1 6.1.7601，32 位主发行包；VirtualBox 纯净虚拟机验证</w:t>
             </w:r>
           </w:p>
         </w:tc>
@@ -783,7 +783,7 @@
           <w:b w:val="0"/>
           <w:sz w:val="21"/>
         </w:rPr>
-        <w:t>本项目交付一个单机离线的 Windows 桌面程序。维护人员导入现有 Excel 人员表后，可维护人员档案、按业务条件生成名单、生成可直接打印的 Excel，并在未安装 Microsoft Excel 的计算机上完成导出和本机打印。程序以 32 位原生可执行文件为主发行包，必须在 Windows 7 RTM 32 位和 64 位纯净虚拟机中通过启动、导入、筛选、导出、预览、打印和恢复验证。</w:t>
+        <w:t>本项目交付一个单机离线的 Windows 桌面程序。维护人员导入现有 Excel 人员表后，可维护人员档案、按业务条件生成名单、生成可直接打印的 Excel，并在未安装 Microsoft Excel 的计算机上完成导出和本机打印。程序以 32 位原生可执行文件为主发行包，必须在 Windows 7 SP1 32 位和 64 位纯净虚拟机中通过启动、导入、筛选、导出、预览、打印和恢复验证。</w:t>
       </w:r>
     </w:p>
     <w:tbl>
@@ -6591,7 +6591,7 @@
           <w:b/>
           <w:sz w:val="36"/>
         </w:rPr>
-        <w:t>6 Windows 7 RTM 与 VirtualBox 验证基线</w:t>
+        <w:t>6 Windows 7 SP1 与 VirtualBox 验证基线</w:t>
       </w:r>
     </w:p>
     <w:tbl>
@@ -6830,7 +6830,7 @@
                 <w:b w:val="0"/>
                 <w:sz w:val="17"/>
               </w:rPr>
-              <w:t>VirtualBox 中 Windows 7 RTM 32 位 6.1.7600；无 SP1、无 Office、无 .NET、无 VC++ Redistributable。</w:t>
+              <w:t>VirtualBox 中 Windows 7 SP1 32 位 6.1.7601；已安装 SP1、无 Office、无 .NET、无 VC++ Redistributable。</w:t>
             </w:r>
           </w:p>
         </w:tc>
@@ -6953,7 +6953,7 @@
                 <w:b w:val="0"/>
                 <w:sz w:val="17"/>
               </w:rPr>
-              <w:t>VirtualBox 中 Windows 7 RTM 64 位 6.1.7600；同样保持无额外运行库。</w:t>
+              <w:t>VirtualBox 中 Windows 7 SP1 64 位 6.1.7601；同样保持无额外运行库。</w:t>
             </w:r>
           </w:p>
         </w:tc>
@@ -7255,7 +7255,7 @@
           <w:b w:val="0"/>
           <w:sz w:val="21"/>
         </w:rPr>
-        <w:t>L0：开发机编译、单元测试、静态依赖检查。L1：开发机端到端脱敏样表测试。L2：Win7 RTM 两台虚拟机真实启动、导入、筛选、导出、预览、打印和恢复。L3：从 00_Base 恢复后的纯净发布回归。</w:t>
+        <w:t>L0：开发机编译、单元测试、静态依赖检查。L1：开发机端到端脱敏样表测试。L2：Win7 SP1 两台虚拟机真实启动、导入、筛选、导出、预览、打印和恢复。L3：从 00_Base 恢复后的纯净发布回归。</w:t>
       </w:r>
     </w:p>
     <w:p>
@@ -7508,7 +7508,7 @@
                 <w:b w:val="0"/>
                 <w:sz w:val="19"/>
               </w:rPr>
-              <w:t>32 位候选包在 Win7 RTM 32/64 位启动，无缺 DLL、API 或运行库错误。</w:t>
+              <w:t>32 位候选包在 Win7 SP1 32/64 位启动，无缺 DLL、API 或运行库错误。</w:t>
             </w:r>
           </w:p>
         </w:tc>
@@ -8176,6 +8176,24 @@
       </w:pPr>
       <w:bookmarkStart w:id="0" w:name="_GoBack"/>
       <w:bookmarkEnd w:id="0"/>
+    </w:p>
+    <w:p>
+      <w:pPr>
+        <w:pStyle w:val="3"/>
+      </w:pPr>
+      <w:r>
+        <w:t>Windows 7 目标基线修订记录</w:t>
+      </w:r>
+    </w:p>
+    <w:p>
+      <w:r>
+        <w:t>2026-10-03，依据 OD-0002，目标环境由 Windows 7 RTM 6.1.7600 修订为 Windows 7 SP1 6.1.7601，覆盖 x86 与 x64。原 v2.0 为历史基线，可从 Git 历史复核。</w:t>
+      </w:r>
+    </w:p>
+    <w:p>
+      <w:r>
+        <w:t>32 位主发行包、C++14、静态依赖和 WINVER/_WIN32_WINNT=0x0601 保持不变。虚拟机不得额外安装 Office、.NET 或 VC++ Redistributable。未新增 Windows Edition 限制，本修订不代表 Gate 0 通过。完整决定见 docs/decisions/OD-0002-Windows7-SP1目标基线.md。</w:t>
+      </w:r>
     </w:p>
     <w:sectPr>
       <w:headerReference r:id="rId5" w:type="default"/>
